--- a/06-学生侧材料/讲义/元素与分析/银金汞钼钨-超级充实版（自学完整）.docx
+++ b/06-学生侧材料/讲义/元素与分析/银金汞钼钨-超级充实版（自学完整）.docx
@@ -3,6 +3,218 @@
 <w:document xmlns:w="http://schemas.openxmlformats.org/wordprocessingml/2006/main" xmlns:m="http://schemas.openxmlformats.org/officeDocument/2006/math" xmlns:r="http://schemas.openxmlformats.org/officeDocument/2006/relationships" xmlns:o="urn:schemas-microsoft-com:office:office" xmlns:v="urn:schemas-microsoft-com:vml" xmlns:w10="urn:schemas-microsoft-com:office:word" xmlns:a="http://schemas.openxmlformats.org/drawingml/2006/main" xmlns:pic="http://schemas.openxmlformats.org/drawingml/2006/picture" xmlns:wp="http://schemas.openxmlformats.org/drawingml/2006/wordprocessingDrawing">
   <w:body>
     <w:bookmarkStart w:id="86" w:name="第七讲银金汞钼钨过渡金属三"/>
+    <w:p>
+      <w:pPr>
+        <w:spacing w:after="1800" w:before="1200" w:line="276" w:lineRule="auto"/>
+        <w:jc w:val="center"/>
+      </w:pPr>
+    </w:p>
+    <w:p>
+      <w:pPr>
+        <w:spacing w:after="320" w:before="0" w:line="276" w:lineRule="auto"/>
+        <w:jc w:val="center"/>
+      </w:pPr>
+      <w:r>
+        <w:rPr>
+          <w:rFonts w:ascii="Times New Roman" w:hAnsi="Times New Roman" w:eastAsia="SimHei" w:cs="Times New Roman"/>
+          <w:b/>
+          <w:color w:val="17324D"/>
+          <w:sz w:val="64"/>
+        </w:rPr>
+        <w:t>化学竞赛习题册</w:t>
+      </w:r>
+    </w:p>
+    <w:p>
+      <w:pPr>
+        <w:spacing w:after="120" w:before="0" w:line="276" w:lineRule="auto"/>
+        <w:jc w:val="center"/>
+      </w:pPr>
+      <w:r>
+        <w:rPr>
+          <w:rFonts w:ascii="Times New Roman" w:hAnsi="Times New Roman" w:eastAsia="SimHei" w:cs="Times New Roman"/>
+          <w:b w:val="0"/>
+          <w:color w:val="5B6975"/>
+          <w:sz w:val="32"/>
+        </w:rPr>
+        <w:t>元素与分析</w:t>
+      </w:r>
+    </w:p>
+    <w:p>
+      <w:pPr>
+        <w:spacing w:after="600" w:before="0" w:line="276" w:lineRule="auto"/>
+        <w:jc w:val="center"/>
+      </w:pPr>
+      <w:r>
+        <w:rPr>
+          <w:rFonts w:ascii="Times New Roman" w:hAnsi="Times New Roman" w:eastAsia="SimHei" w:cs="Times New Roman"/>
+          <w:b/>
+          <w:color w:val="17324D"/>
+          <w:sz w:val="44"/>
+        </w:rPr>
+        <w:t>第七讲</w:t>
+      </w:r>
+      <w:r>
+        <w:rPr>
+          <w:rFonts w:ascii="Times New Roman" w:hAnsi="Times New Roman" w:eastAsia="Times New Roman" w:cs="Times New Roman"/>
+          <w:b/>
+          <w:color w:val="17324D"/>
+          <w:sz w:val="44"/>
+        </w:rPr>
+        <w:t>：</w:t>
+      </w:r>
+      <w:r>
+        <w:rPr>
+          <w:rFonts w:ascii="Times New Roman" w:hAnsi="Times New Roman" w:eastAsia="SimHei" w:cs="Times New Roman"/>
+          <w:b/>
+          <w:color w:val="17324D"/>
+          <w:sz w:val="44"/>
+        </w:rPr>
+        <w:t>银</w:t>
+      </w:r>
+      <w:r>
+        <w:rPr>
+          <w:rFonts w:ascii="Times New Roman" w:hAnsi="Times New Roman" w:eastAsia="Times New Roman" w:cs="Times New Roman"/>
+          <w:b/>
+          <w:color w:val="17324D"/>
+          <w:sz w:val="44"/>
+        </w:rPr>
+        <w:t>、</w:t>
+      </w:r>
+      <w:r>
+        <w:rPr>
+          <w:rFonts w:ascii="Times New Roman" w:hAnsi="Times New Roman" w:eastAsia="SimHei" w:cs="Times New Roman"/>
+          <w:b/>
+          <w:color w:val="17324D"/>
+          <w:sz w:val="44"/>
+        </w:rPr>
+        <w:t>金</w:t>
+      </w:r>
+      <w:r>
+        <w:rPr>
+          <w:rFonts w:ascii="Times New Roman" w:hAnsi="Times New Roman" w:eastAsia="Times New Roman" w:cs="Times New Roman"/>
+          <w:b/>
+          <w:color w:val="17324D"/>
+          <w:sz w:val="44"/>
+        </w:rPr>
+        <w:t>、</w:t>
+      </w:r>
+      <w:r>
+        <w:rPr>
+          <w:rFonts w:ascii="Times New Roman" w:hAnsi="Times New Roman" w:eastAsia="SimHei" w:cs="Times New Roman"/>
+          <w:b/>
+          <w:color w:val="17324D"/>
+          <w:sz w:val="44"/>
+        </w:rPr>
+        <w:t>汞</w:t>
+      </w:r>
+      <w:r>
+        <w:rPr>
+          <w:rFonts w:ascii="Times New Roman" w:hAnsi="Times New Roman" w:eastAsia="Times New Roman" w:cs="Times New Roman"/>
+          <w:b/>
+          <w:color w:val="17324D"/>
+          <w:sz w:val="44"/>
+        </w:rPr>
+        <w:t>、</w:t>
+      </w:r>
+      <w:r>
+        <w:rPr>
+          <w:rFonts w:ascii="Times New Roman" w:hAnsi="Times New Roman" w:eastAsia="SimHei" w:cs="Times New Roman"/>
+          <w:b/>
+          <w:color w:val="17324D"/>
+          <w:sz w:val="44"/>
+        </w:rPr>
+        <w:t>钼</w:t>
+      </w:r>
+      <w:r>
+        <w:rPr>
+          <w:rFonts w:ascii="Times New Roman" w:hAnsi="Times New Roman" w:eastAsia="Times New Roman" w:cs="Times New Roman"/>
+          <w:b/>
+          <w:color w:val="17324D"/>
+          <w:sz w:val="44"/>
+        </w:rPr>
+        <w:t>、</w:t>
+      </w:r>
+      <w:r>
+        <w:rPr>
+          <w:rFonts w:ascii="Times New Roman" w:hAnsi="Times New Roman" w:eastAsia="SimHei" w:cs="Times New Roman"/>
+          <w:b/>
+          <w:color w:val="17324D"/>
+          <w:sz w:val="44"/>
+        </w:rPr>
+        <w:t>钨</w:t>
+      </w:r>
+      <w:r>
+        <w:rPr>
+          <w:rFonts w:ascii="Times New Roman" w:hAnsi="Times New Roman" w:eastAsia="Times New Roman" w:cs="Times New Roman"/>
+          <w:b/>
+          <w:color w:val="17324D"/>
+          <w:sz w:val="44"/>
+        </w:rPr>
+        <w:t>（</w:t>
+      </w:r>
+      <w:r>
+        <w:rPr>
+          <w:rFonts w:ascii="Times New Roman" w:hAnsi="Times New Roman" w:eastAsia="SimHei" w:cs="Times New Roman"/>
+          <w:b/>
+          <w:color w:val="17324D"/>
+          <w:sz w:val="44"/>
+        </w:rPr>
+        <w:t>过渡金属三</w:t>
+      </w:r>
+      <w:r>
+        <w:rPr>
+          <w:rFonts w:ascii="Times New Roman" w:hAnsi="Times New Roman" w:eastAsia="Times New Roman" w:cs="Times New Roman"/>
+          <w:b/>
+          <w:color w:val="17324D"/>
+          <w:sz w:val="44"/>
+        </w:rPr>
+        <w:t>）</w:t>
+      </w:r>
+    </w:p>
+    <w:p>
+      <w:pPr>
+        <w:spacing w:after="600" w:before="120" w:line="276" w:lineRule="auto"/>
+        <w:jc w:val="center"/>
+        <w:pBdr>
+          <w:bottom w:val="single" w:sz="8" w:space="4" w:color="4A6577"/>
+        </w:pBdr>
+      </w:pPr>
+    </w:p>
+    <w:p>
+      <w:pPr>
+        <w:spacing w:after="160" w:before="0" w:line="276" w:lineRule="auto"/>
+        <w:jc w:val="center"/>
+      </w:pPr>
+      <w:r>
+        <w:rPr>
+          <w:rFonts w:ascii="Times New Roman" w:hAnsi="Times New Roman" w:eastAsia="FangSong" w:cs="Times New Roman"/>
+          <w:b w:val="0"/>
+          <w:color w:val="5B6975"/>
+          <w:sz w:val="24"/>
+        </w:rPr>
+        <w:t>日期</w:t>
+      </w:r>
+      <w:r>
+        <w:rPr>
+          <w:rFonts w:ascii="Times New Roman" w:hAnsi="Times New Roman" w:eastAsia="Times New Roman" w:cs="Times New Roman"/>
+          <w:b w:val="0"/>
+          <w:color w:val="5B6975"/>
+          <w:sz w:val="24"/>
+        </w:rPr>
+        <w:t>：2026-09-10</w:t>
+      </w:r>
+    </w:p>
+    <w:p>
+      <w:pPr>
+        <w:jc w:val="center"/>
+      </w:pPr>
+      <w:r>
+        <w:rPr>
+          <w:rFonts w:ascii="Times New Roman" w:hAnsi="Times New Roman" w:eastAsia="Times New Roman" w:cs="Times New Roman"/>
+        </w:rPr>
+        <w:br w:type="page"/>
+      </w:r>
+    </w:p>
     <w:p>
       <w:pPr>
         <w:pStyle w:val="Heading1"/>
@@ -33176,6 +33388,18 @@
         <w:rPr>
           <w:rFonts w:hint="eastAsia" w:ascii="Times New Roman" w:hAnsi="Times New Roman" w:eastAsia="FangSong" w:cs="Times New Roman"/>
         </w:rPr>
+        <w:t>元素与分析</w:t>
+      </w:r>
+      <w:r>
+        <w:rPr>
+          <w:rFonts w:hint="eastAsia" w:ascii="Times New Roman" w:hAnsi="Times New Roman" w:eastAsia="Times New Roman" w:cs="Times New Roman"/>
+        </w:rPr>
+        <w:t>/</w:t>
+      </w:r>
+      <w:r>
+        <w:rPr>
+          <w:rFonts w:hint="eastAsia" w:ascii="Times New Roman" w:hAnsi="Times New Roman" w:eastAsia="FangSong" w:cs="Times New Roman"/>
+        </w:rPr>
         <w:t>铁钴镍铜锌</w:t>
       </w:r>
       <w:r>
@@ -33248,6 +33472,18 @@
           <w:rFonts w:hint="eastAsia" w:ascii="Times New Roman" w:hAnsi="Times New Roman" w:eastAsia="FangSong" w:cs="Times New Roman"/>
         </w:rPr>
         <w:t>学生讲义</w:t>
+      </w:r>
+      <w:r>
+        <w:rPr>
+          <w:rFonts w:hint="eastAsia" w:ascii="Times New Roman" w:hAnsi="Times New Roman" w:eastAsia="Times New Roman" w:cs="Times New Roman"/>
+        </w:rPr>
+        <w:t>/</w:t>
+      </w:r>
+      <w:r>
+        <w:rPr>
+          <w:rFonts w:hint="eastAsia" w:ascii="Times New Roman" w:hAnsi="Times New Roman" w:eastAsia="FangSong" w:cs="Times New Roman"/>
+        </w:rPr>
+        <w:t>元素与分析</w:t>
       </w:r>
       <w:r>
         <w:rPr>

--- a/06-学生侧材料/讲义/元素与分析/银金汞钼钨-超级充实版（自学完整）.docx
+++ b/06-学生侧材料/讲义/元素与分析/银金汞钼钨-超级充实版（自学完整）.docx
@@ -3,218 +3,6 @@
 <w:document xmlns:w="http://schemas.openxmlformats.org/wordprocessingml/2006/main" xmlns:m="http://schemas.openxmlformats.org/officeDocument/2006/math" xmlns:r="http://schemas.openxmlformats.org/officeDocument/2006/relationships" xmlns:o="urn:schemas-microsoft-com:office:office" xmlns:v="urn:schemas-microsoft-com:vml" xmlns:w10="urn:schemas-microsoft-com:office:word" xmlns:a="http://schemas.openxmlformats.org/drawingml/2006/main" xmlns:pic="http://schemas.openxmlformats.org/drawingml/2006/picture" xmlns:wp="http://schemas.openxmlformats.org/drawingml/2006/wordprocessingDrawing">
   <w:body>
     <w:bookmarkStart w:id="86" w:name="第七讲银金汞钼钨过渡金属三"/>
-    <w:p>
-      <w:pPr>
-        <w:spacing w:after="1800" w:before="1200" w:line="276" w:lineRule="auto"/>
-        <w:jc w:val="center"/>
-      </w:pPr>
-    </w:p>
-    <w:p>
-      <w:pPr>
-        <w:spacing w:after="320" w:before="0" w:line="276" w:lineRule="auto"/>
-        <w:jc w:val="center"/>
-      </w:pPr>
-      <w:r>
-        <w:rPr>
-          <w:rFonts w:ascii="Times New Roman" w:hAnsi="Times New Roman" w:eastAsia="SimHei" w:cs="Times New Roman"/>
-          <w:b/>
-          <w:color w:val="17324D"/>
-          <w:sz w:val="64"/>
-        </w:rPr>
-        <w:t>化学竞赛习题册</w:t>
-      </w:r>
-    </w:p>
-    <w:p>
-      <w:pPr>
-        <w:spacing w:after="120" w:before="0" w:line="276" w:lineRule="auto"/>
-        <w:jc w:val="center"/>
-      </w:pPr>
-      <w:r>
-        <w:rPr>
-          <w:rFonts w:ascii="Times New Roman" w:hAnsi="Times New Roman" w:eastAsia="SimHei" w:cs="Times New Roman"/>
-          <w:b w:val="0"/>
-          <w:color w:val="5B6975"/>
-          <w:sz w:val="32"/>
-        </w:rPr>
-        <w:t>元素与分析</w:t>
-      </w:r>
-    </w:p>
-    <w:p>
-      <w:pPr>
-        <w:spacing w:after="600" w:before="0" w:line="276" w:lineRule="auto"/>
-        <w:jc w:val="center"/>
-      </w:pPr>
-      <w:r>
-        <w:rPr>
-          <w:rFonts w:ascii="Times New Roman" w:hAnsi="Times New Roman" w:eastAsia="SimHei" w:cs="Times New Roman"/>
-          <w:b/>
-          <w:color w:val="17324D"/>
-          <w:sz w:val="44"/>
-        </w:rPr>
-        <w:t>第七讲</w:t>
-      </w:r>
-      <w:r>
-        <w:rPr>
-          <w:rFonts w:ascii="Times New Roman" w:hAnsi="Times New Roman" w:eastAsia="Times New Roman" w:cs="Times New Roman"/>
-          <w:b/>
-          <w:color w:val="17324D"/>
-          <w:sz w:val="44"/>
-        </w:rPr>
-        <w:t>：</w:t>
-      </w:r>
-      <w:r>
-        <w:rPr>
-          <w:rFonts w:ascii="Times New Roman" w:hAnsi="Times New Roman" w:eastAsia="SimHei" w:cs="Times New Roman"/>
-          <w:b/>
-          <w:color w:val="17324D"/>
-          <w:sz w:val="44"/>
-        </w:rPr>
-        <w:t>银</w:t>
-      </w:r>
-      <w:r>
-        <w:rPr>
-          <w:rFonts w:ascii="Times New Roman" w:hAnsi="Times New Roman" w:eastAsia="Times New Roman" w:cs="Times New Roman"/>
-          <w:b/>
-          <w:color w:val="17324D"/>
-          <w:sz w:val="44"/>
-        </w:rPr>
-        <w:t>、</w:t>
-      </w:r>
-      <w:r>
-        <w:rPr>
-          <w:rFonts w:ascii="Times New Roman" w:hAnsi="Times New Roman" w:eastAsia="SimHei" w:cs="Times New Roman"/>
-          <w:b/>
-          <w:color w:val="17324D"/>
-          <w:sz w:val="44"/>
-        </w:rPr>
-        <w:t>金</w:t>
-      </w:r>
-      <w:r>
-        <w:rPr>
-          <w:rFonts w:ascii="Times New Roman" w:hAnsi="Times New Roman" w:eastAsia="Times New Roman" w:cs="Times New Roman"/>
-          <w:b/>
-          <w:color w:val="17324D"/>
-          <w:sz w:val="44"/>
-        </w:rPr>
-        <w:t>、</w:t>
-      </w:r>
-      <w:r>
-        <w:rPr>
-          <w:rFonts w:ascii="Times New Roman" w:hAnsi="Times New Roman" w:eastAsia="SimHei" w:cs="Times New Roman"/>
-          <w:b/>
-          <w:color w:val="17324D"/>
-          <w:sz w:val="44"/>
-        </w:rPr>
-        <w:t>汞</w:t>
-      </w:r>
-      <w:r>
-        <w:rPr>
-          <w:rFonts w:ascii="Times New Roman" w:hAnsi="Times New Roman" w:eastAsia="Times New Roman" w:cs="Times New Roman"/>
-          <w:b/>
-          <w:color w:val="17324D"/>
-          <w:sz w:val="44"/>
-        </w:rPr>
-        <w:t>、</w:t>
-      </w:r>
-      <w:r>
-        <w:rPr>
-          <w:rFonts w:ascii="Times New Roman" w:hAnsi="Times New Roman" w:eastAsia="SimHei" w:cs="Times New Roman"/>
-          <w:b/>
-          <w:color w:val="17324D"/>
-          <w:sz w:val="44"/>
-        </w:rPr>
-        <w:t>钼</w:t>
-      </w:r>
-      <w:r>
-        <w:rPr>
-          <w:rFonts w:ascii="Times New Roman" w:hAnsi="Times New Roman" w:eastAsia="Times New Roman" w:cs="Times New Roman"/>
-          <w:b/>
-          <w:color w:val="17324D"/>
-          <w:sz w:val="44"/>
-        </w:rPr>
-        <w:t>、</w:t>
-      </w:r>
-      <w:r>
-        <w:rPr>
-          <w:rFonts w:ascii="Times New Roman" w:hAnsi="Times New Roman" w:eastAsia="SimHei" w:cs="Times New Roman"/>
-          <w:b/>
-          <w:color w:val="17324D"/>
-          <w:sz w:val="44"/>
-        </w:rPr>
-        <w:t>钨</w:t>
-      </w:r>
-      <w:r>
-        <w:rPr>
-          <w:rFonts w:ascii="Times New Roman" w:hAnsi="Times New Roman" w:eastAsia="Times New Roman" w:cs="Times New Roman"/>
-          <w:b/>
-          <w:color w:val="17324D"/>
-          <w:sz w:val="44"/>
-        </w:rPr>
-        <w:t>（</w:t>
-      </w:r>
-      <w:r>
-        <w:rPr>
-          <w:rFonts w:ascii="Times New Roman" w:hAnsi="Times New Roman" w:eastAsia="SimHei" w:cs="Times New Roman"/>
-          <w:b/>
-          <w:color w:val="17324D"/>
-          <w:sz w:val="44"/>
-        </w:rPr>
-        <w:t>过渡金属三</w:t>
-      </w:r>
-      <w:r>
-        <w:rPr>
-          <w:rFonts w:ascii="Times New Roman" w:hAnsi="Times New Roman" w:eastAsia="Times New Roman" w:cs="Times New Roman"/>
-          <w:b/>
-          <w:color w:val="17324D"/>
-          <w:sz w:val="44"/>
-        </w:rPr>
-        <w:t>）</w:t>
-      </w:r>
-    </w:p>
-    <w:p>
-      <w:pPr>
-        <w:spacing w:after="600" w:before="120" w:line="276" w:lineRule="auto"/>
-        <w:jc w:val="center"/>
-        <w:pBdr>
-          <w:bottom w:val="single" w:sz="8" w:space="4" w:color="4A6577"/>
-        </w:pBdr>
-      </w:pPr>
-    </w:p>
-    <w:p>
-      <w:pPr>
-        <w:spacing w:after="160" w:before="0" w:line="276" w:lineRule="auto"/>
-        <w:jc w:val="center"/>
-      </w:pPr>
-      <w:r>
-        <w:rPr>
-          <w:rFonts w:ascii="Times New Roman" w:hAnsi="Times New Roman" w:eastAsia="FangSong" w:cs="Times New Roman"/>
-          <w:b w:val="0"/>
-          <w:color w:val="5B6975"/>
-          <w:sz w:val="24"/>
-        </w:rPr>
-        <w:t>日期</w:t>
-      </w:r>
-      <w:r>
-        <w:rPr>
-          <w:rFonts w:ascii="Times New Roman" w:hAnsi="Times New Roman" w:eastAsia="Times New Roman" w:cs="Times New Roman"/>
-          <w:b w:val="0"/>
-          <w:color w:val="5B6975"/>
-          <w:sz w:val="24"/>
-        </w:rPr>
-        <w:t>：2026-09-10</w:t>
-      </w:r>
-    </w:p>
-    <w:p>
-      <w:pPr>
-        <w:jc w:val="center"/>
-      </w:pPr>
-      <w:r>
-        <w:rPr>
-          <w:rFonts w:ascii="Times New Roman" w:hAnsi="Times New Roman" w:eastAsia="Times New Roman" w:cs="Times New Roman"/>
-        </w:rPr>
-        <w:br w:type="page"/>
-      </w:r>
-    </w:p>
     <w:p>
       <w:pPr>
         <w:pStyle w:val="Heading1"/>

--- a/06-学生侧材料/讲义/元素与分析/银金汞钼钨-超级充实版（自学完整）.docx
+++ b/06-学生侧材料/讲义/元素与分析/银金汞钼钨-超级充实版（自学完整）.docx
@@ -23691,395 +23691,751 @@
         </w:rPr>
         <w:t xml:space="preserve">鉴别流程图</w:t>
       </w:r>
-    </w:p>
-    <w:p>
-      <w:pPr>
-        <w:pStyle w:val="SourceCode"/>
-      </w:pPr>
-      <w:r>
-        <w:rPr>
-          <w:rStyle w:val="VerbatimChar"/>
-          <w:rFonts w:ascii="Times New Roman" w:hAnsi="Times New Roman" w:eastAsia="Times New Roman" w:cs="Times New Roman"/>
-        </w:rPr>
-        <w:t xml:space="preserve">graph LR</w:t>
-      </w:r>
-      <w:r>
-        <w:rPr>
-          <w:rFonts w:ascii="Times New Roman" w:hAnsi="Times New Roman" w:eastAsia="Times New Roman" w:cs="Times New Roman"/>
-        </w:rPr>
-        <w:br/>
-      </w:r>
-      <w:r>
-        <w:rPr>
-          <w:rStyle w:val="VerbatimChar"/>
-          <w:rFonts w:ascii="Times New Roman" w:hAnsi="Times New Roman" w:eastAsia="Times New Roman" w:cs="Times New Roman"/>
-        </w:rPr>
-        <w:t xml:space="preserve">    </w:t>
-      </w:r>
-      <w:r>
-        <w:rPr>
-          <w:rStyle w:val="VerbatimChar"/>
-          <w:rFonts w:hint="eastAsia" w:ascii="Times New Roman" w:hAnsi="Times New Roman" w:eastAsia="Times New Roman" w:cs="Times New Roman"/>
-        </w:rPr>
-        <w:t>A["</w:t>
-      </w:r>
-      <w:r>
-        <w:rPr>
-          <w:rStyle w:val="VerbatimChar"/>
-          <w:rFonts w:hint="eastAsia" w:ascii="Times New Roman" w:hAnsi="Times New Roman" w:eastAsia="FangSong" w:cs="Times New Roman"/>
-        </w:rPr>
-        <w:t>白色沉淀</w:t>
-      </w:r>
-      <w:r>
-        <w:rPr>
-          <w:rStyle w:val="VerbatimChar"/>
-          <w:rFonts w:ascii="Times New Roman" w:hAnsi="Times New Roman" w:eastAsia="Times New Roman" w:cs="Times New Roman"/>
-        </w:rPr>
-        <w:t xml:space="preserve"> (AgCl </w:t>
-      </w:r>
-      <w:r>
-        <w:rPr>
-          <w:rStyle w:val="VerbatimChar"/>
-          <w:rFonts w:hint="eastAsia" w:ascii="Times New Roman" w:hAnsi="Times New Roman" w:eastAsia="FangSong" w:cs="Times New Roman"/>
+      <w:r>
+        <w:rPr>
+          <w:rFonts w:ascii="Times New Roman" w:hAnsi="Times New Roman" w:eastAsia="FangSong" w:cs="Times New Roman"/>
+          <w:b w:val="0"/>
+          <w:i w:val="0"/>
+          <w:sz w:val="21"/>
+        </w:rPr>
+        <w:t xml:space="preserve"> </w:t>
+      </w:r>
+      <w:r>
+        <w:rPr>
+          <w:rFonts w:ascii="Times New Roman" w:hAnsi="Times New Roman" w:eastAsia="FangSong" w:cs="Times New Roman"/>
+          <w:b w:val="0"/>
+          <w:i w:val="0"/>
+          <w:sz w:val="21"/>
+        </w:rPr>
+        <w:t xml:space="preserve">1. </w:t>
+      </w:r>
+      <w:r>
+        <w:rPr>
+          <w:rFonts w:hint="eastAsia" w:ascii="Times New Roman" w:hAnsi="Times New Roman" w:eastAsia="FangSong" w:cs="Times New Roman"/>
+          <w:b w:val="0"/>
+          <w:i w:val="0"/>
+          <w:sz w:val="21"/>
+        </w:rPr>
+        <w:t>取白色沉淀</w:t>
+      </w:r>
+      <w:r>
+        <w:rPr>
+          <w:rFonts w:hint="eastAsia" w:ascii="Times New Roman" w:hAnsi="Times New Roman" w:eastAsia="FangSong" w:cs="Times New Roman"/>
+          <w:b w:val="0"/>
+          <w:i w:val="0"/>
+          <w:sz w:val="21"/>
+        </w:rPr>
+        <w:t>（</w:t>
+      </w:r>
+      <w:r>
+        <w:rPr>
+          <w:rFonts w:hint="eastAsia" w:ascii="Times New Roman" w:hAnsi="Times New Roman" w:eastAsia="FangSong" w:cs="Times New Roman"/>
+          <w:b w:val="0"/>
+          <w:i w:val="0"/>
+          <w:sz w:val="21"/>
+        </w:rPr>
+        <w:t>可能是</w:t>
+      </w:r>
+      <w:r>
+        <w:rPr>
+          <w:rFonts w:ascii="Times New Roman" w:hAnsi="Times New Roman" w:eastAsia="FangSong" w:cs="Times New Roman"/>
+          <w:b w:val="0"/>
+          <w:i w:val="0"/>
+          <w:sz w:val="21"/>
+        </w:rPr>
+        <w:t xml:space="preserve"> AgCl </w:t>
+      </w:r>
+      <w:r>
+        <w:rPr>
+          <w:rFonts w:hint="eastAsia" w:ascii="Times New Roman" w:hAnsi="Times New Roman" w:eastAsia="FangSong" w:cs="Times New Roman"/>
+          <w:b w:val="0"/>
+          <w:i w:val="0"/>
+          <w:sz w:val="21"/>
         </w:rPr>
         <w:t xml:space="preserve">或</w:t>
       </w:r>
       <w:r>
         <w:rPr>
-          <w:rStyle w:val="VerbatimChar"/>
-          <w:rFonts w:ascii="Times New Roman" w:hAnsi="Times New Roman" w:eastAsia="Times New Roman" w:cs="Times New Roman"/>
-        </w:rPr>
-        <w:t xml:space="preserve"> Hg</w:t>
-      </w:r>
-      <w:r>
-        <w:rPr>
-          <w:rStyle w:val="VerbatimChar"/>
-          <w:rFonts w:ascii="Times New Roman" w:hAnsi="Times New Roman" w:eastAsia="Times New Roman" w:cs="Times New Roman"/>
+          <w:rFonts w:ascii="Times New Roman" w:hAnsi="Times New Roman" w:eastAsia="FangSong" w:cs="Times New Roman"/>
+          <w:b w:val="0"/>
+          <w:i w:val="0"/>
+          <w:sz w:val="21"/>
+        </w:rPr>
+        <w:t xml:space="preserve"> </w:t>
+      </w:r>
+      <w:r>
+        <w:rPr>
+          <w:rFonts w:hint="eastAsia" w:ascii="Times New Roman" w:hAnsi="Times New Roman" w:eastAsia="FangSong" w:cs="Times New Roman"/>
+          <w:b w:val="0"/>
+          <w:i w:val="0"/>
+          <w:sz w:val="21"/>
+        </w:rPr>
+        <w:t>Hg</w:t>
+      </w:r>
+      <w:r>
+        <w:rPr>
+          <w:rFonts w:hint="eastAsia" w:ascii="Times New Roman" w:hAnsi="Times New Roman" w:eastAsia="FangSong" w:cs="Times New Roman"/>
+          <w:b w:val="0"/>
+          <w:i w:val="0"/>
+          <w:sz w:val="21"/>
           <w:vertAlign w:val="subscript"/>
         </w:rPr>
         <w:t>2</w:t>
       </w:r>
       <w:r>
         <w:rPr>
-          <w:rStyle w:val="VerbatimChar"/>
-          <w:rFonts w:ascii="Times New Roman" w:hAnsi="Times New Roman" w:eastAsia="Times New Roman" w:cs="Times New Roman"/>
+          <w:rFonts w:hint="eastAsia" w:ascii="Times New Roman" w:hAnsi="Times New Roman" w:eastAsia="FangSong" w:cs="Times New Roman"/>
+          <w:b w:val="0"/>
+          <w:i w:val="0"/>
+          <w:sz w:val="21"/>
         </w:rPr>
         <w:t>Cl</w:t>
       </w:r>
       <w:r>
         <w:rPr>
-          <w:rStyle w:val="VerbatimChar"/>
-          <w:rFonts w:ascii="Times New Roman" w:hAnsi="Times New Roman" w:eastAsia="Times New Roman" w:cs="Times New Roman"/>
+          <w:rFonts w:hint="eastAsia" w:ascii="Times New Roman" w:hAnsi="Times New Roman" w:eastAsia="FangSong" w:cs="Times New Roman"/>
+          <w:b w:val="0"/>
+          <w:i w:val="0"/>
+          <w:sz w:val="21"/>
           <w:vertAlign w:val="subscript"/>
         </w:rPr>
         <w:t>2</w:t>
       </w:r>
       <w:r>
         <w:rPr>
-          <w:rStyle w:val="VerbatimChar"/>
-          <w:rFonts w:ascii="Times New Roman" w:hAnsi="Times New Roman" w:eastAsia="Times New Roman" w:cs="Times New Roman"/>
-        </w:rPr>
-        <w:t xml:space="preserve">)"] -- "+ </w:t>
-      </w:r>
-      <w:r>
-        <w:rPr>
-          <w:rStyle w:val="VerbatimChar"/>
-          <w:rFonts w:hint="eastAsia" w:ascii="Times New Roman" w:hAnsi="Times New Roman" w:eastAsia="FangSong" w:cs="Times New Roman"/>
-        </w:rPr>
-        <w:t xml:space="preserve">氨水</w:t>
-      </w:r>
-      <w:r>
-        <w:rPr>
-          <w:rStyle w:val="VerbatimChar"/>
-          <w:rFonts w:ascii="Times New Roman" w:hAnsi="Times New Roman" w:eastAsia="Times New Roman" w:cs="Times New Roman"/>
-        </w:rPr>
-        <w:t xml:space="preserve"> NH</w:t>
-      </w:r>
-      <w:r>
-        <w:rPr>
-          <w:rStyle w:val="VerbatimChar"/>
-          <w:rFonts w:ascii="Times New Roman" w:hAnsi="Times New Roman" w:eastAsia="Times New Roman" w:cs="Times New Roman"/>
+          <w:rFonts w:hint="eastAsia" w:ascii="Times New Roman" w:hAnsi="Times New Roman" w:eastAsia="FangSong" w:cs="Times New Roman"/>
+          <w:b w:val="0"/>
+          <w:i w:val="0"/>
+          <w:sz w:val="21"/>
+        </w:rPr>
+        <w:t>），</w:t>
+      </w:r>
+      <w:r>
+        <w:rPr>
+          <w:rFonts w:hint="eastAsia" w:ascii="Times New Roman" w:hAnsi="Times New Roman" w:eastAsia="FangSong" w:cs="Times New Roman"/>
+          <w:b w:val="0"/>
+          <w:i w:val="0"/>
+          <w:sz w:val="21"/>
+        </w:rPr>
+        <w:t>加入过量氨水</w:t>
+      </w:r>
+      <w:r>
+        <w:rPr>
+          <w:rFonts w:ascii="Times New Roman" w:hAnsi="Times New Roman" w:eastAsia="FangSong" w:cs="Times New Roman"/>
+          <w:b w:val="0"/>
+          <w:i w:val="0"/>
+          <w:sz w:val="21"/>
+        </w:rPr>
+        <w:t xml:space="preserve"> </w:t>
+      </w:r>
+      <w:r>
+        <w:rPr>
+          <w:rFonts w:hint="eastAsia" w:ascii="Times New Roman" w:hAnsi="Times New Roman" w:eastAsia="FangSong" w:cs="Times New Roman"/>
+          <w:b w:val="0"/>
+          <w:i w:val="0"/>
+          <w:sz w:val="21"/>
+        </w:rPr>
+        <w:t>NH</w:t>
+      </w:r>
+      <w:r>
+        <w:rPr>
+          <w:rFonts w:hint="eastAsia" w:ascii="Times New Roman" w:hAnsi="Times New Roman" w:eastAsia="FangSong" w:cs="Times New Roman"/>
+          <w:b w:val="0"/>
+          <w:i w:val="0"/>
+          <w:sz w:val="21"/>
           <w:vertAlign w:val="subscript"/>
         </w:rPr>
         <w:t>3</w:t>
       </w:r>
       <w:r>
         <w:rPr>
-          <w:rStyle w:val="VerbatimChar"/>
-          <w:rFonts w:ascii="Times New Roman" w:hAnsi="Times New Roman" w:eastAsia="Times New Roman" w:cs="Times New Roman"/>
+          <w:rFonts w:hint="eastAsia" w:ascii="Times New Roman" w:hAnsi="Times New Roman" w:eastAsia="FangSong" w:cs="Times New Roman"/>
+          <w:b w:val="0"/>
+          <w:i w:val="0"/>
+          <w:sz w:val="21"/>
         </w:rPr>
         <w:t>·H</w:t>
       </w:r>
       <w:r>
         <w:rPr>
-          <w:rStyle w:val="VerbatimChar"/>
-          <w:rFonts w:ascii="Times New Roman" w:hAnsi="Times New Roman" w:eastAsia="Times New Roman" w:cs="Times New Roman"/>
+          <w:rFonts w:hint="eastAsia" w:ascii="Times New Roman" w:hAnsi="Times New Roman" w:eastAsia="FangSong" w:cs="Times New Roman"/>
+          <w:b w:val="0"/>
+          <w:i w:val="0"/>
+          <w:sz w:val="21"/>
           <w:vertAlign w:val="subscript"/>
         </w:rPr>
         <w:t>2</w:t>
       </w:r>
       <w:r>
         <w:rPr>
-          <w:rStyle w:val="VerbatimChar"/>
-          <w:rFonts w:ascii="Times New Roman" w:hAnsi="Times New Roman" w:eastAsia="Times New Roman" w:cs="Times New Roman"/>
-        </w:rPr>
-        <w:t xml:space="preserve">O" --&gt; </w:t>
-      </w:r>
-      <w:r>
-        <w:rPr>
-          <w:rStyle w:val="VerbatimChar"/>
-          <w:rFonts w:hint="eastAsia" w:ascii="Times New Roman" w:hAnsi="Times New Roman" w:eastAsia="Times New Roman" w:cs="Times New Roman"/>
-        </w:rPr>
-        <w:t>B{"</w:t>
-      </w:r>
-      <w:r>
-        <w:rPr>
-          <w:rStyle w:val="VerbatimChar"/>
-          <w:rFonts w:hint="eastAsia" w:ascii="Times New Roman" w:hAnsi="Times New Roman" w:eastAsia="FangSong" w:cs="Times New Roman"/>
+          <w:rFonts w:hint="eastAsia" w:ascii="Times New Roman" w:hAnsi="Times New Roman" w:eastAsia="FangSong" w:cs="Times New Roman"/>
+          <w:b w:val="0"/>
+          <w:i w:val="0"/>
+          <w:sz w:val="21"/>
+        </w:rPr>
+        <w:t>O，</w:t>
+      </w:r>
+      <w:r>
+        <w:rPr>
+          <w:rFonts w:hint="eastAsia" w:ascii="Times New Roman" w:hAnsi="Times New Roman" w:eastAsia="FangSong" w:cs="Times New Roman"/>
+          <w:b w:val="0"/>
+          <w:i w:val="0"/>
+          <w:sz w:val="21"/>
         </w:rPr>
         <w:t>观察现象</w:t>
       </w:r>
       <w:r>
         <w:rPr>
-          <w:rStyle w:val="VerbatimChar"/>
-          <w:rFonts w:hint="eastAsia" w:ascii="Times New Roman" w:hAnsi="Times New Roman" w:eastAsia="Times New Roman" w:cs="Times New Roman"/>
-        </w:rPr>
-        <w:t>"}</w:t>
-      </w:r>
-      <w:r>
-        <w:rPr>
-          <w:rFonts w:ascii="Times New Roman" w:hAnsi="Times New Roman" w:eastAsia="Times New Roman" w:cs="Times New Roman"/>
-        </w:rPr>
-        <w:br/>
-      </w:r>
-      <w:r>
-        <w:rPr>
-          <w:rStyle w:val="VerbatimChar"/>
-          <w:rFonts w:ascii="Times New Roman" w:hAnsi="Times New Roman" w:eastAsia="Times New Roman" w:cs="Times New Roman"/>
-        </w:rPr>
-        <w:t xml:space="preserve">    B -- </w:t>
-      </w:r>
-      <w:r>
-        <w:rPr>
-          <w:rStyle w:val="VerbatimChar"/>
-          <w:rFonts w:hint="eastAsia" w:ascii="Times New Roman" w:hAnsi="Times New Roman" w:eastAsia="Times New Roman" w:cs="Times New Roman"/>
-        </w:rPr>
-        <w:t>"</w:t>
-      </w:r>
-      <w:r>
-        <w:rPr>
-          <w:rStyle w:val="VerbatimChar"/>
-          <w:rFonts w:hint="eastAsia" w:ascii="Times New Roman" w:hAnsi="Times New Roman" w:eastAsia="FangSong" w:cs="Times New Roman"/>
-        </w:rPr>
-        <w:t>完全溶解</w:t>
-      </w:r>
-      <w:r>
-        <w:rPr>
-          <w:rStyle w:val="VerbatimChar"/>
-          <w:rFonts w:hint="eastAsia" w:ascii="Times New Roman" w:hAnsi="Times New Roman" w:eastAsia="Times New Roman" w:cs="Times New Roman"/>
+          <w:rFonts w:ascii="Times New Roman" w:hAnsi="Times New Roman" w:eastAsia="FangSong" w:cs="Times New Roman"/>
+          <w:b w:val="0"/>
+          <w:i w:val="0"/>
+          <w:sz w:val="21"/>
+        </w:rPr>
+        <w:t xml:space="preserve"> </w:t>
+      </w:r>
+      <w:r>
+        <w:rPr>
+          <w:rFonts w:ascii="Times New Roman" w:hAnsi="Times New Roman" w:eastAsia="FangSong" w:cs="Times New Roman"/>
+          <w:b w:val="0"/>
+          <w:i w:val="0"/>
+          <w:sz w:val="21"/>
+        </w:rPr>
+        <w:t xml:space="preserve">2. </w:t>
+      </w:r>
+      <w:r>
+        <w:rPr>
+          <w:rFonts w:hint="eastAsia" w:ascii="Times New Roman" w:hAnsi="Times New Roman" w:eastAsia="FangSong" w:cs="Times New Roman"/>
+          <w:b w:val="0"/>
+          <w:i w:val="0"/>
+          <w:sz w:val="21"/>
+        </w:rPr>
+        <w:t xml:space="preserve">若完全溶解得无色溶液</w:t>
+      </w:r>
+      <w:r>
+        <w:rPr>
+          <w:rFonts w:ascii="Times New Roman" w:hAnsi="Times New Roman" w:eastAsia="FangSong" w:cs="Times New Roman"/>
+          <w:b w:val="0"/>
+          <w:i w:val="0"/>
+          <w:sz w:val="21"/>
+        </w:rPr>
+        <w:t xml:space="preserve"> → </w:t>
+      </w:r>
+      <w:r>
+        <w:rPr>
+          <w:rFonts w:hint="eastAsia" w:ascii="Times New Roman" w:hAnsi="Times New Roman" w:eastAsia="FangSong" w:cs="Times New Roman"/>
+          <w:b w:val="0"/>
+          <w:i w:val="0"/>
+          <w:sz w:val="21"/>
+        </w:rPr>
+        <w:t xml:space="preserve">为</w:t>
+      </w:r>
+      <w:r>
+        <w:rPr>
+          <w:rFonts w:ascii="Times New Roman" w:hAnsi="Times New Roman" w:eastAsia="FangSong" w:cs="Times New Roman"/>
+          <w:b w:val="0"/>
+          <w:i w:val="0"/>
+          <w:sz w:val="21"/>
+        </w:rPr>
+        <w:t xml:space="preserve"> </w:t>
+      </w:r>
+      <w:r>
+        <w:rPr>
+          <w:rFonts w:hint="eastAsia" w:ascii="Times New Roman" w:hAnsi="Times New Roman" w:eastAsia="FangSong" w:cs="Times New Roman"/>
+          <w:b w:val="0"/>
+          <w:i w:val="0"/>
+          <w:sz w:val="21"/>
+        </w:rPr>
+        <w:t>AgCl，</w:t>
+      </w:r>
+      <w:r>
+        <w:rPr>
+          <w:rFonts w:hint="eastAsia" w:ascii="Times New Roman" w:hAnsi="Times New Roman" w:eastAsia="FangSong" w:cs="Times New Roman"/>
+          <w:b w:val="0"/>
+          <w:i w:val="0"/>
+          <w:sz w:val="21"/>
+        </w:rPr>
+        <w:t>生成</w:t>
+      </w:r>
+      <w:r>
+        <w:rPr>
+          <w:rFonts w:ascii="Times New Roman" w:hAnsi="Times New Roman" w:eastAsia="FangSong" w:cs="Times New Roman"/>
+          <w:b w:val="0"/>
+          <w:i w:val="0"/>
+          <w:sz w:val="21"/>
+        </w:rPr>
+        <w:t xml:space="preserve"> </w:t>
+      </w:r>
+      <m:oMath>
+        <m:oMathPr>
+          <m:ctrlPr>
+            <w:rPr>
+              <w:sz w:val="28"/>
+              <w:szCs w:val="28"/>
+            </w:rPr>
+          </m:ctrlPr>
+        </m:oMathPr>
+        <m:r>
+          <m:rPr>
+            <m:sty m:val="p"/>
+          </m:rPr>
+          <m:t>[</m:t>
+        </m:r>
+        <m:r>
+          <m:rPr>
+            <m:sty m:val="p"/>
+          </m:rPr>
+          <m:t>A</m:t>
+        </m:r>
+        <m:r>
+          <m:rPr>
+            <m:sty m:val="p"/>
+          </m:rPr>
+          <m:t>g</m:t>
+        </m:r>
+        <m:r>
+          <m:rPr>
+            <m:sty m:val="p"/>
+          </m:rPr>
+          <m:t>(</m:t>
+        </m:r>
+        <m:r>
+          <m:rPr>
+            <m:sty m:val="p"/>
+          </m:rPr>
+          <m:t>N</m:t>
+        </m:r>
+        <m:sSub>
+          <m:e>
+            <m:r>
+              <m:rPr>
+                <m:sty m:val="p"/>
+              </m:rPr>
+              <m:t>H</m:t>
+            </m:r>
+          </m:e>
+          <m:sub>
+            <m:r>
+              <m:rPr>
+                <m:sty m:val="p"/>
+              </m:rPr>
+              <m:t>3</m:t>
+            </m:r>
+          </m:sub>
+        </m:sSub>
+        <m:sSub>
+          <m:e>
+            <m:r>
+              <m:rPr>
+                <m:sty m:val="p"/>
+              </m:rPr>
+              <m:t>)</m:t>
+            </m:r>
+          </m:e>
+          <m:sub>
+            <m:r>
+              <m:rPr>
+                <m:sty m:val="p"/>
+              </m:rPr>
+              <m:t>2</m:t>
+            </m:r>
+          </m:sub>
+        </m:sSub>
+        <m:sSup>
+          <m:e>
+            <m:r>
+              <m:rPr>
+                <m:sty m:val="p"/>
+              </m:rPr>
+              <m:t>]</m:t>
+            </m:r>
+          </m:e>
+          <m:sup>
+            <m:r>
+              <m:rPr>
+                <m:sty m:val="p"/>
+              </m:rPr>
+              <m:t>+</m:t>
+            </m:r>
+          </m:sup>
+        </m:sSup>
+      </m:oMath>
+      <w:r>
+        <w:rPr>
+          <w:rFonts w:ascii="Times New Roman" w:hAnsi="Times New Roman" w:eastAsia="FangSong" w:cs="Times New Roman"/>
+          <w:b w:val="0"/>
+          <w:i w:val="0"/>
+          <w:sz w:val="21"/>
+        </w:rPr>
+        <w:t xml:space="preserve"> </w:t>
+      </w:r>
+      <w:r>
+        <w:rPr>
+          <w:rFonts w:ascii="Times New Roman" w:hAnsi="Times New Roman" w:eastAsia="FangSong" w:cs="Times New Roman"/>
+          <w:b w:val="0"/>
+          <w:i w:val="0"/>
+          <w:sz w:val="21"/>
+        </w:rPr>
+        <w:t xml:space="preserve">3. </w:t>
+      </w:r>
+      <w:r>
+        <w:rPr>
+          <w:rFonts w:hint="eastAsia" w:ascii="Times New Roman" w:hAnsi="Times New Roman" w:eastAsia="FangSong" w:cs="Times New Roman"/>
+          <w:b w:val="0"/>
+          <w:i w:val="0"/>
+          <w:sz w:val="21"/>
+        </w:rPr>
+        <w:t xml:space="preserve">若沉淀变灰黑</w:t>
+      </w:r>
+      <w:r>
+        <w:rPr>
+          <w:rFonts w:ascii="Times New Roman" w:hAnsi="Times New Roman" w:eastAsia="FangSong" w:cs="Times New Roman"/>
+          <w:b w:val="0"/>
+          <w:i w:val="0"/>
+          <w:sz w:val="21"/>
+        </w:rPr>
+        <w:t xml:space="preserve"> → </w:t>
+      </w:r>
+      <w:r>
+        <w:rPr>
+          <w:rFonts w:hint="eastAsia" w:ascii="Times New Roman" w:hAnsi="Times New Roman" w:eastAsia="FangSong" w:cs="Times New Roman"/>
+          <w:b w:val="0"/>
+          <w:i w:val="0"/>
+          <w:sz w:val="21"/>
+        </w:rPr>
+        <w:t xml:space="preserve">为</w:t>
+      </w:r>
+      <w:r>
+        <w:rPr>
+          <w:rFonts w:ascii="Times New Roman" w:hAnsi="Times New Roman" w:eastAsia="FangSong" w:cs="Times New Roman"/>
+          <w:b w:val="0"/>
+          <w:i w:val="0"/>
+          <w:sz w:val="21"/>
+        </w:rPr>
+        <w:t xml:space="preserve"> </w:t>
+      </w:r>
+      <w:r>
+        <w:rPr>
+          <w:rFonts w:hint="eastAsia" w:ascii="Times New Roman" w:hAnsi="Times New Roman" w:eastAsia="FangSong" w:cs="Times New Roman"/>
+          <w:b w:val="0"/>
+          <w:i w:val="0"/>
+          <w:sz w:val="21"/>
+        </w:rPr>
+        <w:t>Hg</w:t>
+      </w:r>
+      <w:r>
+        <w:rPr>
+          <w:rFonts w:hint="eastAsia" w:ascii="Times New Roman" w:hAnsi="Times New Roman" w:eastAsia="FangSong" w:cs="Times New Roman"/>
+          <w:b w:val="0"/>
+          <w:i w:val="0"/>
+          <w:sz w:val="21"/>
+          <w:vertAlign w:val="subscript"/>
+        </w:rPr>
+        <w:t>2</w:t>
+      </w:r>
+      <w:r>
+        <w:rPr>
+          <w:rFonts w:hint="eastAsia" w:ascii="Times New Roman" w:hAnsi="Times New Roman" w:eastAsia="FangSong" w:cs="Times New Roman"/>
+          <w:b w:val="0"/>
+          <w:i w:val="0"/>
+          <w:sz w:val="21"/>
+        </w:rPr>
+        <w:t>Cl</w:t>
+      </w:r>
+      <w:r>
+        <w:rPr>
+          <w:rFonts w:hint="eastAsia" w:ascii="Times New Roman" w:hAnsi="Times New Roman" w:eastAsia="FangSong" w:cs="Times New Roman"/>
+          <w:b w:val="0"/>
+          <w:i w:val="0"/>
+          <w:sz w:val="21"/>
+          <w:vertAlign w:val="subscript"/>
+        </w:rPr>
+        <w:t>2</w:t>
+      </w:r>
+      <w:r>
+        <w:rPr>
+          <w:rFonts w:hint="eastAsia" w:ascii="Times New Roman" w:hAnsi="Times New Roman" w:eastAsia="FangSong" w:cs="Times New Roman"/>
+          <w:b w:val="0"/>
+          <w:i w:val="0"/>
+          <w:sz w:val="21"/>
         </w:rPr>
         <w:t>，</w:t>
       </w:r>
       <w:r>
         <w:rPr>
-          <w:rStyle w:val="VerbatimChar"/>
-          <w:rFonts w:hint="eastAsia" w:ascii="Times New Roman" w:hAnsi="Times New Roman" w:eastAsia="FangSong" w:cs="Times New Roman"/>
-        </w:rPr>
-        <w:t>无色溶液</w:t>
-      </w:r>
-      <w:r>
-        <w:rPr>
-          <w:rStyle w:val="VerbatimChar"/>
-          <w:rFonts w:hint="eastAsia" w:ascii="Times New Roman" w:hAnsi="Times New Roman" w:eastAsia="Times New Roman" w:cs="Times New Roman"/>
-        </w:rPr>
-        <w:t>"</w:t>
-      </w:r>
-      <w:r>
-        <w:rPr>
-          <w:rStyle w:val="VerbatimChar"/>
-          <w:rFonts w:ascii="Times New Roman" w:hAnsi="Times New Roman" w:eastAsia="Times New Roman" w:cs="Times New Roman"/>
-        </w:rPr>
-        <w:t xml:space="preserve"> --&gt; C["AgCl → [Ag(NH</w:t>
-      </w:r>
-      <w:r>
-        <w:rPr>
-          <w:rStyle w:val="VerbatimChar"/>
-          <w:rFonts w:ascii="Times New Roman" w:hAnsi="Times New Roman" w:eastAsia="Times New Roman" w:cs="Times New Roman"/>
-          <w:vertAlign w:val="subscript"/>
-        </w:rPr>
-        <w:t>3</w:t>
-      </w:r>
-      <w:r>
-        <w:rPr>
-          <w:rStyle w:val="VerbatimChar"/>
-          <w:rFonts w:ascii="Times New Roman" w:hAnsi="Times New Roman" w:eastAsia="Times New Roman" w:cs="Times New Roman"/>
-        </w:rPr>
-        <w:t>)</w:t>
-      </w:r>
-      <w:r>
-        <w:rPr>
-          <w:rStyle w:val="VerbatimChar"/>
-          <w:rFonts w:ascii="Times New Roman" w:hAnsi="Times New Roman" w:eastAsia="Times New Roman" w:cs="Times New Roman"/>
-          <w:vertAlign w:val="subscript"/>
-        </w:rPr>
-        <w:t>2</w:t>
-      </w:r>
-      <w:r>
-        <w:rPr>
-          <w:rStyle w:val="VerbatimChar"/>
-          <w:rFonts w:ascii="Times New Roman" w:hAnsi="Times New Roman" w:eastAsia="Times New Roman" w:cs="Times New Roman"/>
-        </w:rPr>
-        <w:t>]</w:t>
-      </w:r>
-      <w:r>
-        <w:rPr>
-          <w:rStyle w:val="VerbatimChar"/>
-          <w:rFonts w:ascii="Times New Roman" w:hAnsi="Times New Roman" w:eastAsia="Times New Roman" w:cs="Times New Roman"/>
-          <w:vertAlign w:val="superscript"/>
-        </w:rPr>
-        <w:t>+</w:t>
-      </w:r>
-      <w:r>
-        <w:rPr>
-          <w:rStyle w:val="VerbatimChar"/>
-          <w:rFonts w:ascii="Times New Roman" w:hAnsi="Times New Roman" w:eastAsia="Times New Roman" w:cs="Times New Roman"/>
-        </w:rPr>
-        <w:t>"]</w:t>
-      </w:r>
-      <w:r>
-        <w:rPr>
-          <w:rFonts w:ascii="Times New Roman" w:hAnsi="Times New Roman" w:eastAsia="Times New Roman" w:cs="Times New Roman"/>
-        </w:rPr>
-        <w:br/>
-      </w:r>
-      <w:r>
-        <w:rPr>
-          <w:rStyle w:val="VerbatimChar"/>
-          <w:rFonts w:ascii="Times New Roman" w:hAnsi="Times New Roman" w:eastAsia="Times New Roman" w:cs="Times New Roman"/>
-        </w:rPr>
-        <w:t xml:space="preserve">    B -- </w:t>
-      </w:r>
-      <w:r>
-        <w:rPr>
-          <w:rStyle w:val="VerbatimChar"/>
-          <w:rFonts w:hint="eastAsia" w:ascii="Times New Roman" w:hAnsi="Times New Roman" w:eastAsia="Times New Roman" w:cs="Times New Roman"/>
-        </w:rPr>
-        <w:t>"</w:t>
-      </w:r>
-      <w:r>
-        <w:rPr>
-          <w:rStyle w:val="VerbatimChar"/>
-          <w:rFonts w:hint="eastAsia" w:ascii="Times New Roman" w:hAnsi="Times New Roman" w:eastAsia="FangSong" w:cs="Times New Roman"/>
-        </w:rPr>
-        <w:t>变灰黑沉淀</w:t>
-      </w:r>
-      <w:r>
-        <w:rPr>
-          <w:rStyle w:val="VerbatimChar"/>
-          <w:rFonts w:hint="eastAsia" w:ascii="Times New Roman" w:hAnsi="Times New Roman" w:eastAsia="Times New Roman" w:cs="Times New Roman"/>
-        </w:rPr>
-        <w:t>"</w:t>
-      </w:r>
-      <w:r>
-        <w:rPr>
-          <w:rStyle w:val="VerbatimChar"/>
-          <w:rFonts w:ascii="Times New Roman" w:hAnsi="Times New Roman" w:eastAsia="Times New Roman" w:cs="Times New Roman"/>
-        </w:rPr>
-        <w:t xml:space="preserve"> --&gt; D["Hg</w:t>
-      </w:r>
-      <w:r>
-        <w:rPr>
-          <w:rStyle w:val="VerbatimChar"/>
-          <w:rFonts w:ascii="Times New Roman" w:hAnsi="Times New Roman" w:eastAsia="Times New Roman" w:cs="Times New Roman"/>
-          <w:vertAlign w:val="subscript"/>
-        </w:rPr>
-        <w:t>2</w:t>
-      </w:r>
-      <w:r>
-        <w:rPr>
-          <w:rStyle w:val="VerbatimChar"/>
-          <w:rFonts w:ascii="Times New Roman" w:hAnsi="Times New Roman" w:eastAsia="Times New Roman" w:cs="Times New Roman"/>
-        </w:rPr>
-        <w:t>Cl</w:t>
-      </w:r>
-      <w:r>
-        <w:rPr>
-          <w:rStyle w:val="VerbatimChar"/>
-          <w:rFonts w:ascii="Times New Roman" w:hAnsi="Times New Roman" w:eastAsia="Times New Roman" w:cs="Times New Roman"/>
-          <w:vertAlign w:val="subscript"/>
-        </w:rPr>
-        <w:t>2</w:t>
-      </w:r>
-      <w:r>
-        <w:rPr>
-          <w:rStyle w:val="VerbatimChar"/>
-          <w:rFonts w:ascii="Times New Roman" w:hAnsi="Times New Roman" w:eastAsia="Times New Roman" w:cs="Times New Roman"/>
-        </w:rPr>
-        <w:t xml:space="preserve"> → </w:t>
-      </w:r>
-      <w:r>
-        <w:rPr>
-          <w:rStyle w:val="VerbatimChar"/>
-          <w:rFonts w:hint="eastAsia" w:ascii="Times New Roman" w:hAnsi="Times New Roman" w:eastAsia="Times New Roman" w:cs="Times New Roman"/>
-        </w:rPr>
-        <w:t>Hg(NH</w:t>
-      </w:r>
-      <w:r>
-        <w:rPr>
-          <w:rStyle w:val="VerbatimChar"/>
-          <w:rFonts w:hint="eastAsia" w:ascii="Times New Roman" w:hAnsi="Times New Roman" w:eastAsia="Times New Roman" w:cs="Times New Roman"/>
-          <w:vertAlign w:val="subscript"/>
-        </w:rPr>
-        <w:t>2</w:t>
-      </w:r>
-      <w:r>
-        <w:rPr>
-          <w:rStyle w:val="VerbatimChar"/>
-          <w:rFonts w:hint="eastAsia" w:ascii="Times New Roman" w:hAnsi="Times New Roman" w:eastAsia="Times New Roman" w:cs="Times New Roman"/>
-        </w:rPr>
-        <w:t>)Cl↓(</w:t>
-      </w:r>
-      <w:r>
-        <w:rPr>
-          <w:rStyle w:val="VerbatimChar"/>
-          <w:rFonts w:hint="eastAsia" w:ascii="Times New Roman" w:hAnsi="Times New Roman" w:eastAsia="FangSong" w:cs="Times New Roman"/>
-        </w:rPr>
-        <w:t>白</w:t>
-      </w:r>
-      <w:r>
-        <w:rPr>
-          <w:rStyle w:val="VerbatimChar"/>
-          <w:rFonts w:hint="eastAsia" w:ascii="Times New Roman" w:hAnsi="Times New Roman" w:eastAsia="Times New Roman" w:cs="Times New Roman"/>
-        </w:rPr>
-        <w:t>)</w:t>
-      </w:r>
-      <w:r>
-        <w:rPr>
-          <w:rStyle w:val="VerbatimChar"/>
-          <w:rFonts w:ascii="Times New Roman" w:hAnsi="Times New Roman" w:eastAsia="Times New Roman" w:cs="Times New Roman"/>
-        </w:rPr>
-        <w:t xml:space="preserve"> + </w:t>
-      </w:r>
-      <w:r>
-        <w:rPr>
-          <w:rStyle w:val="VerbatimChar"/>
-          <w:rFonts w:hint="eastAsia" w:ascii="Times New Roman" w:hAnsi="Times New Roman" w:eastAsia="Times New Roman" w:cs="Times New Roman"/>
-        </w:rPr>
-        <w:t>Hg↓(</w:t>
-      </w:r>
-      <w:r>
-        <w:rPr>
-          <w:rStyle w:val="VerbatimChar"/>
-          <w:rFonts w:hint="eastAsia" w:ascii="Times New Roman" w:hAnsi="Times New Roman" w:eastAsia="FangSong" w:cs="Times New Roman"/>
-        </w:rPr>
-        <w:t>黑</w:t>
-      </w:r>
-      <w:r>
-        <w:rPr>
-          <w:rStyle w:val="VerbatimChar"/>
-          <w:rFonts w:hint="eastAsia" w:ascii="Times New Roman" w:hAnsi="Times New Roman" w:eastAsia="Times New Roman" w:cs="Times New Roman"/>
-        </w:rPr>
-        <w:t>)"]</w:t>
+          <w:rFonts w:hint="eastAsia" w:ascii="Times New Roman" w:hAnsi="Times New Roman" w:eastAsia="FangSong" w:cs="Times New Roman"/>
+          <w:b w:val="0"/>
+          <w:i w:val="0"/>
+          <w:sz w:val="21"/>
+        </w:rPr>
+        <w:t>发生歧化</w:t>
+      </w:r>
+      <w:r>
+        <w:rPr>
+          <w:rFonts w:hint="eastAsia" w:ascii="Times New Roman" w:hAnsi="Times New Roman" w:eastAsia="FangSong" w:cs="Times New Roman"/>
+          <w:b w:val="0"/>
+          <w:i w:val="0"/>
+          <w:sz w:val="21"/>
+        </w:rPr>
+        <w:t>：</w:t>
+      </w:r>
+      <m:oMath>
+        <m:oMathPr>
+          <m:ctrlPr>
+            <w:rPr>
+              <w:sz w:val="28"/>
+              <w:szCs w:val="28"/>
+            </w:rPr>
+          </m:ctrlPr>
+        </m:oMathPr>
+        <m:r>
+          <m:rPr>
+            <m:sty m:val="p"/>
+          </m:rPr>
+          <m:t>H</m:t>
+        </m:r>
+        <m:sSub>
+          <m:e>
+            <m:r>
+              <m:rPr>
+                <m:sty m:val="p"/>
+              </m:rPr>
+              <m:t>g</m:t>
+            </m:r>
+          </m:e>
+          <m:sub>
+            <m:r>
+              <m:rPr>
+                <m:sty m:val="p"/>
+              </m:rPr>
+              <m:t>2</m:t>
+            </m:r>
+          </m:sub>
+        </m:sSub>
+        <m:r>
+          <m:rPr>
+            <m:sty m:val="p"/>
+          </m:rPr>
+          <m:t>C</m:t>
+        </m:r>
+        <m:sSub>
+          <m:e>
+            <m:r>
+              <m:rPr>
+                <m:sty m:val="p"/>
+              </m:rPr>
+              <m:t>l</m:t>
+            </m:r>
+          </m:e>
+          <m:sub>
+            <m:r>
+              <m:rPr>
+                <m:sty m:val="p"/>
+              </m:rPr>
+              <m:t>2</m:t>
+            </m:r>
+          </m:sub>
+        </m:sSub>
+        <m:r>
+          <m:rPr>
+            <m:sty m:val="p"/>
+          </m:rPr>
+          <m:t>+</m:t>
+        </m:r>
+        <m:r>
+          <m:rPr>
+            <m:sty m:val="p"/>
+          </m:rPr>
+          <m:t>2</m:t>
+        </m:r>
+        <m:r>
+          <m:rPr>
+            <m:sty m:val="p"/>
+          </m:rPr>
+          <m:t>N</m:t>
+        </m:r>
+        <m:sSub>
+          <m:e>
+            <m:r>
+              <m:rPr>
+                <m:sty m:val="p"/>
+              </m:rPr>
+              <m:t>H</m:t>
+            </m:r>
+          </m:e>
+          <m:sub>
+            <m:r>
+              <m:rPr>
+                <m:sty m:val="p"/>
+              </m:rPr>
+              <m:t>3</m:t>
+            </m:r>
+          </m:sub>
+        </m:sSub>
+        <m:r>
+          <m:rPr>
+            <m:sty m:val="p"/>
+          </m:rPr>
+          <m:t>→</m:t>
+        </m:r>
+        <m:r>
+          <m:rPr>
+            <m:sty m:val="p"/>
+          </m:rPr>
+          <m:t>H</m:t>
+        </m:r>
+        <m:r>
+          <m:rPr>
+            <m:sty m:val="p"/>
+          </m:rPr>
+          <m:t>g</m:t>
+        </m:r>
+        <m:r>
+          <m:rPr>
+            <m:sty m:val="p"/>
+          </m:rPr>
+          <m:t>(</m:t>
+        </m:r>
+        <m:r>
+          <m:rPr>
+            <m:sty m:val="p"/>
+          </m:rPr>
+          <m:t>N</m:t>
+        </m:r>
+        <m:sSub>
+          <m:e>
+            <m:r>
+              <m:rPr>
+                <m:sty m:val="p"/>
+              </m:rPr>
+              <m:t>H</m:t>
+            </m:r>
+          </m:e>
+          <m:sub>
+            <m:r>
+              <m:rPr>
+                <m:sty m:val="p"/>
+              </m:rPr>
+              <m:t>2</m:t>
+            </m:r>
+          </m:sub>
+        </m:sSub>
+        <m:r>
+          <m:rPr>
+            <m:sty m:val="p"/>
+          </m:rPr>
+          <m:t>)</m:t>
+        </m:r>
+        <m:r>
+          <m:rPr>
+            <m:sty m:val="p"/>
+          </m:rPr>
+          <m:t>C</m:t>
+        </m:r>
+        <m:r>
+          <m:rPr>
+            <m:sty m:val="p"/>
+          </m:rPr>
+          <m:t>l</m:t>
+        </m:r>
+        <m:r>
+          <m:rPr>
+            <m:sty m:val="p"/>
+          </m:rPr>
+          <m:t>↓</m:t>
+        </m:r>
+        <m:r>
+          <m:rPr>
+            <m:sty m:val="p"/>
+          </m:rPr>
+          <m:t>+</m:t>
+        </m:r>
+        <m:r>
+          <m:rPr>
+            <m:sty m:val="p"/>
+          </m:rPr>
+          <m:t>H</m:t>
+        </m:r>
+        <m:r>
+          <m:rPr>
+            <m:sty m:val="p"/>
+          </m:rPr>
+          <m:t>g</m:t>
+        </m:r>
+        <m:r>
+          <m:rPr>
+            <m:sty m:val="p"/>
+          </m:rPr>
+          <m:t>↓</m:t>
+        </m:r>
+        <m:r>
+          <m:rPr>
+            <m:sty m:val="p"/>
+          </m:rPr>
+          <m:t>+</m:t>
+        </m:r>
+        <m:r>
+          <m:rPr>
+            <m:sty m:val="p"/>
+          </m:rPr>
+          <m:t>N</m:t>
+        </m:r>
+        <m:sSub>
+          <m:e>
+            <m:r>
+              <m:rPr>
+                <m:sty m:val="p"/>
+              </m:rPr>
+              <m:t>H</m:t>
+            </m:r>
+          </m:e>
+          <m:sub>
+            <m:r>
+              <m:rPr>
+                <m:sty m:val="p"/>
+              </m:rPr>
+              <m:t>4</m:t>
+            </m:r>
+          </m:sub>
+        </m:sSub>
+        <m:r>
+          <m:rPr>
+            <m:sty m:val="p"/>
+          </m:rPr>
+          <m:t>C</m:t>
+        </m:r>
+        <m:r>
+          <m:rPr>
+            <m:sty m:val="p"/>
+          </m:rPr>
+          <m:t>l</m:t>
+        </m:r>
+      </m:oMath>
+      <w:r>
+        <w:rPr>
+          <w:rFonts w:hint="eastAsia" w:ascii="Times New Roman" w:hAnsi="Times New Roman" w:eastAsia="FangSong" w:cs="Times New Roman"/>
+          <w:b w:val="0"/>
+          <w:i w:val="0"/>
+          <w:sz w:val="21"/>
+        </w:rPr>
+        <w:t>（</w:t>
+      </w:r>
+      <w:r>
+        <w:rPr>
+          <w:rFonts w:hint="eastAsia" w:ascii="Times New Roman" w:hAnsi="Times New Roman" w:eastAsia="FangSong" w:cs="Times New Roman"/>
+          <w:b w:val="0"/>
+          <w:i w:val="0"/>
+          <w:sz w:val="21"/>
+        </w:rPr>
+        <w:t>白色与黑色混合显灰黑</w:t>
+      </w:r>
+      <w:r>
+        <w:rPr>
+          <w:rFonts w:hint="eastAsia" w:ascii="Times New Roman" w:hAnsi="Times New Roman" w:eastAsia="FangSong" w:cs="Times New Roman"/>
+          <w:b w:val="0"/>
+          <w:i w:val="0"/>
+          <w:sz w:val="21"/>
+        </w:rPr>
+        <w:t>）</w:t>
       </w:r>
     </w:p>
     <w:p>

--- a/06-学生侧材料/讲义/元素与分析/银金汞钼钨-超级充实版（自学完整）.docx
+++ b/06-学生侧材料/讲义/元素与分析/银金汞钼钨-超级充实版（自学完整）.docx
@@ -35704,7 +35704,7 @@
     <ns0:name ns0:val="Verbatim Char"/>
     <ns0:basedOn ns0:val="BodyTextChar"/>
     <ns0:rPr>
-      <ns0:rFonts ns0:ascii="Times New Roman" ns0:cs="Times New Roman" ns0:eastAsia="FangSong" ns0:hAnsi="Times New Roman"/>
+      <ns0:rFonts ns0:ascii="SimSun" ns0:hAnsi="SimSun" ns0:eastAsia="SimSun" ns0:cs="SimSun"/>
       <ns0:b ns0:val="0"/>
       <ns0:sz ns0:val="20"/>
     </ns0:rPr>
@@ -35774,7 +35774,7 @@
       <w:wordWrap w:val="off"/>
     </w:pPr>
     <ns0:rPr>
-      <w:rFonts ns0:ascii="Times New Roman" ns0:hAnsi="Times New Roman" ns0:eastAsia="FangSong" ns0:cs="Times New Roman"/>
+      <w:rFonts w:ascii="SimSun" w:hAnsi="SimSun" w:eastAsia="SimSun" w:cs="SimSun"/>
     </ns0:rPr>
   </w:style>
   <w:style w:type="character" w:customStyle="1" w:styleId="KeywordTok">
